--- a/Lab4/POPlab4.docx
+++ b/Lab4/POPlab4.docx
@@ -894,17 +894,7 @@
           <w:sz w:val="28"/>
           <w:szCs w:val="28"/>
         </w:rPr>
-        <w:t xml:space="preserve"> одн</w:t>
-      </w:r>
-      <w:bookmarkStart w:id="0" w:name="_GoBack"/>
-      <w:bookmarkEnd w:id="0"/>
-      <w:r>
-        <w:rPr>
-          <w:rFonts w:ascii="Times New Roman" w:hAnsi="Times New Roman" w:cs="Times New Roman"/>
-          <w:sz w:val="28"/>
-          <w:szCs w:val="28"/>
-        </w:rPr>
-        <w:t xml:space="preserve">им потоком, </w:t>
+        <w:t xml:space="preserve"> одним потоком, </w:t>
       </w:r>
       <w:proofErr w:type="spellStart"/>
       <w:r>
@@ -3416,7 +3406,16 @@
           <w:sz w:val="28"/>
           <w:szCs w:val="28"/>
         </w:rPr>
-        <w:t xml:space="preserve"> способу з </w:t>
+        <w:t xml:space="preserve"> </w:t>
+      </w:r>
+      <w:bookmarkStart w:id="0" w:name="_GoBack"/>
+      <w:r>
+        <w:rPr>
+          <w:rFonts w:ascii="Times New Roman" w:hAnsi="Times New Roman" w:cs="Times New Roman"/>
+          <w:sz w:val="28"/>
+          <w:szCs w:val="28"/>
+        </w:rPr>
+        <w:t xml:space="preserve">способу з </w:t>
       </w:r>
       <w:proofErr w:type="spellStart"/>
       <w:r>
@@ -3606,6 +3605,7 @@
         </w:rPr>
         <w:t xml:space="preserve">) </w:t>
       </w:r>
+      <w:bookmarkEnd w:id="0"/>
       <w:proofErr w:type="spellStart"/>
       <w:r>
         <w:rPr>
@@ -5291,7 +5291,7 @@
           <w:szCs w:val="28"/>
           <w:lang w:val="uk-UA"/>
         </w:rPr>
-        <w:t>3</w:t>
+        <w:t>4</w:t>
       </w:r>
     </w:p>
     <w:p>
